--- a/7_KI-Basismodule/KI-B4/KI-B4.3.3_Arbeitsauftrag.docx
+++ b/7_KI-Basismodule/KI-B4/KI-B4.3.3_Arbeitsauftrag.docx
@@ -1,6 +1,6 @@
 
 <file path=word/document.xml><?xml version="1.0" encoding="utf-8"?>
-<w:document xmlns:wpc="http://schemas.microsoft.com/office/word/2010/wordprocessingCanvas" xmlns:cx="http://schemas.microsoft.com/office/drawing/2014/chartex" xmlns:cx1="http://schemas.microsoft.com/office/drawing/2015/9/8/chartex" xmlns:cx2="http://schemas.microsoft.com/office/drawing/2015/10/21/chartex" xmlns:cx3="http://schemas.microsoft.com/office/drawing/2016/5/9/chartex" xmlns:cx4="http://schemas.microsoft.com/office/drawing/2016/5/10/chartex" xmlns:cx5="http://schemas.microsoft.com/office/drawing/2016/5/11/chartex" xmlns:cx6="http://schemas.microsoft.com/office/drawing/2016/5/12/chartex" xmlns:cx7="http://schemas.microsoft.com/office/drawing/2016/5/13/chartex" xmlns:cx8="http://schemas.microsoft.com/office/drawing/2016/5/14/chartex" xmlns:mc="http://schemas.openxmlformats.org/markup-compatibility/2006" xmlns:aink="http://schemas.microsoft.com/office/drawing/2016/ink" xmlns:am3d="http://schemas.microsoft.com/office/drawing/2017/model3d" xmlns:o="urn:schemas-microsoft-com:office:office" xmlns:r="http://schemas.openxmlformats.org/officeDocument/2006/relationships" xmlns:m="http://schemas.openxmlformats.org/officeDocument/2006/math" xmlns:v="urn:schemas-microsoft-com:vml" xmlns:wp14="http://schemas.microsoft.com/office/word/2010/wordprocessingDrawing" xmlns:wp="http://schemas.openxmlformats.org/drawingml/2006/wordprocessingDrawing" xmlns:w10="urn:schemas-microsoft-com:office:word" xmlns:w="http://schemas.openxmlformats.org/wordprocessingml/2006/main" xmlns:w14="http://schemas.microsoft.com/office/word/2010/wordml" xmlns:w15="http://schemas.microsoft.com/office/word/2012/wordml" xmlns:w16cex="http://schemas.microsoft.com/office/word/2018/wordml/cex" xmlns:w16cid="http://schemas.microsoft.com/office/word/2016/wordml/cid" xmlns:w16="http://schemas.microsoft.com/office/word/2018/wordml" xmlns:w16sdtdh="http://schemas.microsoft.com/office/word/2020/wordml/sdtdatahash" xmlns:w16se="http://schemas.microsoft.com/office/word/2015/wordml/symex" xmlns:wpg="http://schemas.microsoft.com/office/word/2010/wordprocessingGroup" xmlns:wpi="http://schemas.microsoft.com/office/word/2010/wordprocessingInk" xmlns:wne="http://schemas.microsoft.com/office/word/2006/wordml" xmlns:wps="http://schemas.microsoft.com/office/word/2010/wordprocessingShape" mc:Ignorable="w14 w15 w16se w16cid w16 w16cex w16sdtdh wp14">
+<w:document xmlns:wpc="http://schemas.microsoft.com/office/word/2010/wordprocessingCanvas" xmlns:cx="http://schemas.microsoft.com/office/drawing/2014/chartex" xmlns:cx1="http://schemas.microsoft.com/office/drawing/2015/9/8/chartex" xmlns:cx2="http://schemas.microsoft.com/office/drawing/2015/10/21/chartex" xmlns:cx3="http://schemas.microsoft.com/office/drawing/2016/5/9/chartex" xmlns:cx4="http://schemas.microsoft.com/office/drawing/2016/5/10/chartex" xmlns:cx5="http://schemas.microsoft.com/office/drawing/2016/5/11/chartex" xmlns:cx6="http://schemas.microsoft.com/office/drawing/2016/5/12/chartex" xmlns:cx7="http://schemas.microsoft.com/office/drawing/2016/5/13/chartex" xmlns:cx8="http://schemas.microsoft.com/office/drawing/2016/5/14/chartex" xmlns:mc="http://schemas.openxmlformats.org/markup-compatibility/2006" xmlns:aink="http://schemas.microsoft.com/office/drawing/2016/ink" xmlns:am3d="http://schemas.microsoft.com/office/drawing/2017/model3d" xmlns:o="urn:schemas-microsoft-com:office:office" xmlns:oel="http://schemas.microsoft.com/office/2019/extlst" xmlns:r="http://schemas.openxmlformats.org/officeDocument/2006/relationships" xmlns:m="http://schemas.openxmlformats.org/officeDocument/2006/math" xmlns:v="urn:schemas-microsoft-com:vml" xmlns:wp14="http://schemas.microsoft.com/office/word/2010/wordprocessingDrawing" xmlns:wp="http://schemas.openxmlformats.org/drawingml/2006/wordprocessingDrawing" xmlns:w10="urn:schemas-microsoft-com:office:word" xmlns:w="http://schemas.openxmlformats.org/wordprocessingml/2006/main" xmlns:w14="http://schemas.microsoft.com/office/word/2010/wordml" xmlns:w15="http://schemas.microsoft.com/office/word/2012/wordml" xmlns:w16cex="http://schemas.microsoft.com/office/word/2018/wordml/cex" xmlns:w16cid="http://schemas.microsoft.com/office/word/2016/wordml/cid" xmlns:w16="http://schemas.microsoft.com/office/word/2018/wordml" xmlns:w16sdtdh="http://schemas.microsoft.com/office/word/2020/wordml/sdtdatahash" xmlns:w16se="http://schemas.microsoft.com/office/word/2015/wordml/symex" xmlns:wpg="http://schemas.microsoft.com/office/word/2010/wordprocessingGroup" xmlns:wpi="http://schemas.microsoft.com/office/word/2010/wordprocessingInk" xmlns:wne="http://schemas.microsoft.com/office/word/2006/wordml" xmlns:wps="http://schemas.microsoft.com/office/word/2010/wordprocessingShape" mc:Ignorable="w14 w15 w16se w16cid w16 w16cex w16sdtdh wp14">
   <w:body>
     <w:p>
       <w:pPr>
@@ -31,6 +31,7 @@
       <w:r>
         <w:t xml:space="preserve"> </w:t>
       </w:r>
+      <w:commentRangeStart w:id="0"/>
       <w:proofErr w:type="spellStart"/>
       <w:r>
         <w:t>Arbeitsauftrag</w:t>
@@ -43,13 +44,23 @@
       <w:r>
         <w:t>Projekt</w:t>
       </w:r>
+      <w:commentRangeEnd w:id="0"/>
       <w:proofErr w:type="spellEnd"/>
+      <w:r>
+        <w:rPr>
+          <w:rStyle w:val="Kommentarzeichen"/>
+          <w:rFonts w:eastAsia="Arial" w:cs="Arial"/>
+          <w:b w:val="0"/>
+        </w:rPr>
+        <w:commentReference w:id="0"/>
+      </w:r>
     </w:p>
     <w:p>
       <w:pPr>
         <w:pStyle w:val="Textkrper"/>
         <w:spacing w:before="448" w:line="330" w:lineRule="exact"/>
         <w:ind w:left="117" w:right="1522"/>
+        <w:jc w:val="both"/>
         <w:rPr>
           <w:lang w:val="de-DE"/>
         </w:rPr>
@@ -201,7 +212,7 @@
                           </pic:cNvPicPr>
                         </pic:nvPicPr>
                         <pic:blipFill>
-                          <a:blip r:embed="rId7">
+                          <a:blip r:embed="rId11">
                             <a:extLst>
                               <a:ext uri="{28A0092B-C50C-407E-A947-70E740481C1C}">
                                 <a14:useLocalDpi xmlns:a14="http://schemas.microsoft.com/office/drawing/2010/main" val="0"/>
@@ -241,7 +252,7 @@
                           </pic:cNvPicPr>
                         </pic:nvPicPr>
                         <pic:blipFill>
-                          <a:blip r:embed="rId8">
+                          <a:blip r:embed="rId12">
                             <a:extLst>
                               <a:ext uri="{28A0092B-C50C-407E-A947-70E740481C1C}">
                                 <a14:useLocalDpi xmlns:a14="http://schemas.microsoft.com/office/drawing/2010/main" val="0"/>
@@ -308,10 +319,10 @@
                   <o:lock v:ext="edit" aspectratio="t"/>
                 </v:shapetype>
                 <v:shape id="Picture 6" o:spid="_x0000_s1027" type="#_x0000_t75" style="position:absolute;left:10365;top:382;width:1555;height:1830;visibility:visible;mso-wrap-style:square" o:gfxdata="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">
-                  <v:imagedata r:id="rId9" o:title=""/>
+                  <v:imagedata r:id="rId13" o:title=""/>
                 </v:shape>
                 <v:shape id="Picture 5" o:spid="_x0000_s1028" type="#_x0000_t75" style="position:absolute;left:10631;top:2057;width:1289;height:1744;visibility:visible;mso-wrap-style:square" o:gfxdata="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">
-                  <v:imagedata r:id="rId10" o:title=""/>
+                  <v:imagedata r:id="rId14" o:title=""/>
                 </v:shape>
                 <w10:wrap anchorx="page"/>
               </v:group>
@@ -383,15 +394,55 @@
           <w:szCs w:val="21"/>
           <w:lang w:val="de-DE"/>
         </w:rPr>
-        <w:t>-Widget auf die Leinwand und wählt den entsprechenden Datensatz mit einem Doppelklick</w:t>
-      </w:r>
-      <w:r>
-        <w:rPr>
-          <w:sz w:val="21"/>
-          <w:szCs w:val="21"/>
-          <w:lang w:val="de-DE"/>
-        </w:rPr>
-        <w:tab/>
+        <w:t>-Widget auf die Leinwand und wählt den entsprechenden Datensatz</w:t>
+      </w:r>
+      <w:r>
+        <w:rPr>
+          <w:sz w:val="21"/>
+          <w:szCs w:val="21"/>
+          <w:lang w:val="de-DE"/>
+        </w:rPr>
+        <w:t xml:space="preserve"> </w:t>
+      </w:r>
+      <w:r>
+        <w:rPr>
+          <w:sz w:val="21"/>
+          <w:szCs w:val="21"/>
+          <w:lang w:val="de-DE"/>
+        </w:rPr>
+        <w:t>mit</w:t>
+      </w:r>
+      <w:r>
+        <w:rPr>
+          <w:sz w:val="21"/>
+          <w:szCs w:val="21"/>
+          <w:lang w:val="de-DE"/>
+        </w:rPr>
+        <w:t xml:space="preserve"> </w:t>
+      </w:r>
+      <w:r>
+        <w:rPr>
+          <w:sz w:val="21"/>
+          <w:szCs w:val="21"/>
+          <w:lang w:val="de-DE"/>
+        </w:rPr>
+        <w:t>einem</w:t>
+      </w:r>
+      <w:r>
+        <w:rPr>
+          <w:sz w:val="21"/>
+          <w:szCs w:val="21"/>
+          <w:lang w:val="de-DE"/>
+        </w:rPr>
+        <w:t xml:space="preserve"> </w:t>
+      </w:r>
+      <w:r>
+        <w:rPr>
+          <w:sz w:val="21"/>
+          <w:szCs w:val="21"/>
+          <w:lang w:val="de-DE"/>
+        </w:rPr>
+        <w:t>Doppelklick</w:t>
       </w:r>
       <w:r>
         <w:rPr>
@@ -538,6 +589,7 @@
           <w:tab w:val="left" w:pos="478"/>
         </w:tabs>
         <w:ind w:right="1631"/>
+        <w:jc w:val="both"/>
         <w:rPr>
           <w:sz w:val="21"/>
           <w:szCs w:val="21"/>
@@ -734,7 +786,23 @@
           <w:sz w:val="21"/>
           <w:szCs w:val="21"/>
         </w:rPr>
-        <w:t xml:space="preserve"> zur </w:t>
+        <w:t xml:space="preserve"> </w:t>
+      </w:r>
+      <w:proofErr w:type="spellStart"/>
+      <w:r>
+        <w:rPr>
+          <w:sz w:val="21"/>
+          <w:szCs w:val="21"/>
+        </w:rPr>
+        <w:t>zur</w:t>
+      </w:r>
+      <w:proofErr w:type="spellEnd"/>
+      <w:r>
+        <w:rPr>
+          <w:sz w:val="21"/>
+          <w:szCs w:val="21"/>
+        </w:rPr>
+        <w:t xml:space="preserve"> </w:t>
       </w:r>
       <w:proofErr w:type="spellStart"/>
       <w:r>
@@ -764,6 +832,7 @@
           <w:tab w:val="left" w:pos="478"/>
         </w:tabs>
         <w:ind w:right="1431"/>
+        <w:jc w:val="both"/>
         <w:rPr>
           <w:sz w:val="21"/>
           <w:szCs w:val="21"/>
@@ -859,6 +928,7 @@
           <w:tab w:val="left" w:pos="478"/>
         </w:tabs>
         <w:ind w:right="2473"/>
+        <w:jc w:val="both"/>
         <w:rPr>
           <w:sz w:val="21"/>
           <w:szCs w:val="21"/>
@@ -927,6 +997,7 @@
           <w:tab w:val="left" w:pos="478"/>
         </w:tabs>
         <w:ind w:right="1832"/>
+        <w:jc w:val="both"/>
         <w:rPr>
           <w:sz w:val="21"/>
           <w:szCs w:val="21"/>
@@ -1384,7 +1455,23 @@
           <w:szCs w:val="21"/>
           <w:lang w:val="de-DE"/>
         </w:rPr>
-        <w:t>welche Personengruppen wie von eurem Modell profitieren und welche Personengruppen wie von eurem Modell benachteiligt werden</w:t>
+        <w:t>welche Personengruppen wie von eurem Modell profitieren und welche</w:t>
+      </w:r>
+      <w:r>
+        <w:rPr>
+          <w:sz w:val="21"/>
+          <w:szCs w:val="21"/>
+          <w:lang w:val="de-DE"/>
+        </w:rPr>
+        <w:t xml:space="preserve"> </w:t>
+      </w:r>
+      <w:r>
+        <w:rPr>
+          <w:sz w:val="21"/>
+          <w:szCs w:val="21"/>
+          <w:lang w:val="de-DE"/>
+        </w:rPr>
+        <w:t>Personengruppen wie von eurem Modell benachteiligt werden</w:t>
       </w:r>
       <w:r>
         <w:rPr>
@@ -1423,6 +1510,7 @@
           <w:tab w:val="left" w:pos="478"/>
         </w:tabs>
         <w:ind w:right="1441"/>
+        <w:jc w:val="both"/>
         <w:rPr>
           <w:sz w:val="21"/>
           <w:szCs w:val="21"/>
@@ -1639,7 +1727,7 @@
                     </pic:cNvPicPr>
                   </pic:nvPicPr>
                   <pic:blipFill>
-                    <a:blip r:embed="rId11" cstate="print">
+                    <a:blip r:embed="rId15" cstate="print">
                       <a:extLst>
                         <a:ext uri="{28A0092B-C50C-407E-A947-70E740481C1C}">
                           <a14:useLocalDpi xmlns:a14="http://schemas.microsoft.com/office/drawing/2010/main" val="0"/>
@@ -1667,8 +1755,8 @@
       </w:r>
     </w:p>
     <w:sectPr>
-      <w:headerReference w:type="default" r:id="rId12"/>
-      <w:footerReference w:type="default" r:id="rId13"/>
+      <w:headerReference w:type="default" r:id="rId16"/>
+      <w:footerReference w:type="default" r:id="rId17"/>
       <w:type w:val="continuous"/>
       <w:pgSz w:w="11920" w:h="16840"/>
       <w:pgMar w:top="420" w:right="0" w:bottom="0" w:left="1300" w:header="720" w:footer="496" w:gutter="0"/>
@@ -1678,8 +1766,47 @@
 </w:document>
 </file>
 
+<file path=word/comments.xml><?xml version="1.0" encoding="utf-8"?>
+<w:comments xmlns:wpc="http://schemas.microsoft.com/office/word/2010/wordprocessingCanvas" xmlns:cx="http://schemas.microsoft.com/office/drawing/2014/chartex" xmlns:cx1="http://schemas.microsoft.com/office/drawing/2015/9/8/chartex" xmlns:cx2="http://schemas.microsoft.com/office/drawing/2015/10/21/chartex" xmlns:cx3="http://schemas.microsoft.com/office/drawing/2016/5/9/chartex" xmlns:cx4="http://schemas.microsoft.com/office/drawing/2016/5/10/chartex" xmlns:cx5="http://schemas.microsoft.com/office/drawing/2016/5/11/chartex" xmlns:cx6="http://schemas.microsoft.com/office/drawing/2016/5/12/chartex" xmlns:cx7="http://schemas.microsoft.com/office/drawing/2016/5/13/chartex" xmlns:cx8="http://schemas.microsoft.com/office/drawing/2016/5/14/chartex" xmlns:mc="http://schemas.openxmlformats.org/markup-compatibility/2006" xmlns:aink="http://schemas.microsoft.com/office/drawing/2016/ink" xmlns:am3d="http://schemas.microsoft.com/office/drawing/2017/model3d" xmlns:o="urn:schemas-microsoft-com:office:office" xmlns:oel="http://schemas.microsoft.com/office/2019/extlst" xmlns:r="http://schemas.openxmlformats.org/officeDocument/2006/relationships" xmlns:m="http://schemas.openxmlformats.org/officeDocument/2006/math" xmlns:v="urn:schemas-microsoft-com:vml" xmlns:wp14="http://schemas.microsoft.com/office/word/2010/wordprocessingDrawing" xmlns:wp="http://schemas.openxmlformats.org/drawingml/2006/wordprocessingDrawing" xmlns:w10="urn:schemas-microsoft-com:office:word" xmlns:w="http://schemas.openxmlformats.org/wordprocessingml/2006/main" xmlns:w14="http://schemas.microsoft.com/office/word/2010/wordml" xmlns:w15="http://schemas.microsoft.com/office/word/2012/wordml" xmlns:w16cex="http://schemas.microsoft.com/office/word/2018/wordml/cex" xmlns:w16cid="http://schemas.microsoft.com/office/word/2016/wordml/cid" xmlns:w16="http://schemas.microsoft.com/office/word/2018/wordml" xmlns:w16sdtdh="http://schemas.microsoft.com/office/word/2020/wordml/sdtdatahash" xmlns:w16se="http://schemas.microsoft.com/office/word/2015/wordml/symex" xmlns:wpg="http://schemas.microsoft.com/office/word/2010/wordprocessingGroup" xmlns:wpi="http://schemas.microsoft.com/office/word/2010/wordprocessingInk" xmlns:wne="http://schemas.microsoft.com/office/word/2006/wordml" xmlns:wps="http://schemas.microsoft.com/office/word/2010/wordprocessingShape" mc:Ignorable="w14 w15 w16se w16cid w16 w16cex w16sdtdh wp14">
+  <w:comment w:id="0" w:author="Müller, Maximilian | Wissensfabrik" w:date="2023-07-03T14:44:00Z" w:initials="MM">
+    <w:p>
+      <w:pPr>
+        <w:pStyle w:val="Kommentartext"/>
+      </w:pPr>
+      <w:r>
+        <w:rPr>
+          <w:rStyle w:val="Kommentarzeichen"/>
+        </w:rPr>
+        <w:annotationRef/>
+      </w:r>
+      <w:r>
+        <w:t xml:space="preserve">Die Formatierung zum Blocksatz ist nicht möglich. </w:t>
+      </w:r>
+    </w:p>
+  </w:comment>
+</w:comments>
+</file>
+
+<file path=word/commentsExtended.xml><?xml version="1.0" encoding="utf-8"?>
+<w15:commentsEx xmlns:wpc="http://schemas.microsoft.com/office/word/2010/wordprocessingCanvas" xmlns:cx="http://schemas.microsoft.com/office/drawing/2014/chartex" xmlns:cx1="http://schemas.microsoft.com/office/drawing/2015/9/8/chartex" xmlns:cx2="http://schemas.microsoft.com/office/drawing/2015/10/21/chartex" xmlns:cx3="http://schemas.microsoft.com/office/drawing/2016/5/9/chartex" xmlns:cx4="http://schemas.microsoft.com/office/drawing/2016/5/10/chartex" xmlns:cx5="http://schemas.microsoft.com/office/drawing/2016/5/11/chartex" xmlns:cx6="http://schemas.microsoft.com/office/drawing/2016/5/12/chartex" xmlns:cx7="http://schemas.microsoft.com/office/drawing/2016/5/13/chartex" xmlns:cx8="http://schemas.microsoft.com/office/drawing/2016/5/14/chartex" xmlns:mc="http://schemas.openxmlformats.org/markup-compatibility/2006" xmlns:aink="http://schemas.microsoft.com/office/drawing/2016/ink" xmlns:am3d="http://schemas.microsoft.com/office/drawing/2017/model3d" xmlns:o="urn:schemas-microsoft-com:office:office" xmlns:oel="http://schemas.microsoft.com/office/2019/extlst" xmlns:r="http://schemas.openxmlformats.org/officeDocument/2006/relationships" xmlns:m="http://schemas.openxmlformats.org/officeDocument/2006/math" xmlns:v="urn:schemas-microsoft-com:vml" xmlns:wp14="http://schemas.microsoft.com/office/word/2010/wordprocessingDrawing" xmlns:wp="http://schemas.openxmlformats.org/drawingml/2006/wordprocessingDrawing" xmlns:w10="urn:schemas-microsoft-com:office:word" xmlns:w="http://schemas.openxmlformats.org/wordprocessingml/2006/main" xmlns:w14="http://schemas.microsoft.com/office/word/2010/wordml" xmlns:w15="http://schemas.microsoft.com/office/word/2012/wordml" xmlns:w16cex="http://schemas.microsoft.com/office/word/2018/wordml/cex" xmlns:w16cid="http://schemas.microsoft.com/office/word/2016/wordml/cid" xmlns:w16="http://schemas.microsoft.com/office/word/2018/wordml" xmlns:w16sdtdh="http://schemas.microsoft.com/office/word/2020/wordml/sdtdatahash" xmlns:w16se="http://schemas.microsoft.com/office/word/2015/wordml/symex" xmlns:wpg="http://schemas.microsoft.com/office/word/2010/wordprocessingGroup" xmlns:wpi="http://schemas.microsoft.com/office/word/2010/wordprocessingInk" xmlns:wne="http://schemas.microsoft.com/office/word/2006/wordml" xmlns:wps="http://schemas.microsoft.com/office/word/2010/wordprocessingShape" mc:Ignorable="w14 w15 w16se w16cid w16 w16cex w16sdtdh wp14">
+  <w15:commentEx w15:paraId="2D6C47CE" w15:done="0"/>
+</w15:commentsEx>
+</file>
+
+<file path=word/commentsExtensible.xml><?xml version="1.0" encoding="utf-8"?>
+<w16cex:commentsExtensible xmlns:wpc="http://schemas.microsoft.com/office/word/2010/wordprocessingCanvas" xmlns:cx="http://schemas.microsoft.com/office/drawing/2014/chartex" xmlns:cx1="http://schemas.microsoft.com/office/drawing/2015/9/8/chartex" xmlns:cx2="http://schemas.microsoft.com/office/drawing/2015/10/21/chartex" xmlns:cx3="http://schemas.microsoft.com/office/drawing/2016/5/9/chartex" xmlns:cx4="http://schemas.microsoft.com/office/drawing/2016/5/10/chartex" xmlns:cx5="http://schemas.microsoft.com/office/drawing/2016/5/11/chartex" xmlns:cx6="http://schemas.microsoft.com/office/drawing/2016/5/12/chartex" xmlns:cx7="http://schemas.microsoft.com/office/drawing/2016/5/13/chartex" xmlns:cx8="http://schemas.microsoft.com/office/drawing/2016/5/14/chartex" xmlns:mc="http://schemas.openxmlformats.org/markup-compatibility/2006" xmlns:aink="http://schemas.microsoft.com/office/drawing/2016/ink" xmlns:am3d="http://schemas.microsoft.com/office/drawing/2017/model3d" xmlns:o="urn:schemas-microsoft-com:office:office" xmlns:oel="http://schemas.microsoft.com/office/2019/extlst" xmlns:r="http://schemas.openxmlformats.org/officeDocument/2006/relationships" xmlns:m="http://schemas.openxmlformats.org/officeDocument/2006/math" xmlns:v="urn:schemas-microsoft-com:vml" xmlns:wp14="http://schemas.microsoft.com/office/word/2010/wordprocessingDrawing" xmlns:wp="http://schemas.openxmlformats.org/drawingml/2006/wordprocessingDrawing" xmlns:w10="urn:schemas-microsoft-com:office:word" xmlns:w="http://schemas.openxmlformats.org/wordprocessingml/2006/main" xmlns:w14="http://schemas.microsoft.com/office/word/2010/wordml" xmlns:w15="http://schemas.microsoft.com/office/word/2012/wordml" xmlns:w16cex="http://schemas.microsoft.com/office/word/2018/wordml/cex" xmlns:w16cid="http://schemas.microsoft.com/office/word/2016/wordml/cid" xmlns:w16="http://schemas.microsoft.com/office/word/2018/wordml" xmlns:w16sdtdh="http://schemas.microsoft.com/office/word/2020/wordml/sdtdatahash" xmlns:w16se="http://schemas.microsoft.com/office/word/2015/wordml/symex" xmlns:wpg="http://schemas.microsoft.com/office/word/2010/wordprocessingGroup" xmlns:wpi="http://schemas.microsoft.com/office/word/2010/wordprocessingInk" xmlns:wne="http://schemas.microsoft.com/office/word/2006/wordml" xmlns:wps="http://schemas.microsoft.com/office/word/2010/wordprocessingShape" mc:Ignorable="w14 w15 w16se w16cid w16 w16cex w16sdtdh wp14">
+  <w16cex:commentExtensible w16cex:durableId="284D5D67" w16cex:dateUtc="2023-07-03T12:44:00Z"/>
+</w16cex:commentsExtensible>
+</file>
+
+<file path=word/commentsIds.xml><?xml version="1.0" encoding="utf-8"?>
+<w16cid:commentsIds xmlns:wpc="http://schemas.microsoft.com/office/word/2010/wordprocessingCanvas" xmlns:cx="http://schemas.microsoft.com/office/drawing/2014/chartex" xmlns:cx1="http://schemas.microsoft.com/office/drawing/2015/9/8/chartex" xmlns:cx2="http://schemas.microsoft.com/office/drawing/2015/10/21/chartex" xmlns:cx3="http://schemas.microsoft.com/office/drawing/2016/5/9/chartex" xmlns:cx4="http://schemas.microsoft.com/office/drawing/2016/5/10/chartex" xmlns:cx5="http://schemas.microsoft.com/office/drawing/2016/5/11/chartex" xmlns:cx6="http://schemas.microsoft.com/office/drawing/2016/5/12/chartex" xmlns:cx7="http://schemas.microsoft.com/office/drawing/2016/5/13/chartex" xmlns:cx8="http://schemas.microsoft.com/office/drawing/2016/5/14/chartex" xmlns:mc="http://schemas.openxmlformats.org/markup-compatibility/2006" xmlns:aink="http://schemas.microsoft.com/office/drawing/2016/ink" xmlns:am3d="http://schemas.microsoft.com/office/drawing/2017/model3d" xmlns:o="urn:schemas-microsoft-com:office:office" xmlns:oel="http://schemas.microsoft.com/office/2019/extlst" xmlns:r="http://schemas.openxmlformats.org/officeDocument/2006/relationships" xmlns:m="http://schemas.openxmlformats.org/officeDocument/2006/math" xmlns:v="urn:schemas-microsoft-com:vml" xmlns:wp14="http://schemas.microsoft.com/office/word/2010/wordprocessingDrawing" xmlns:wp="http://schemas.openxmlformats.org/drawingml/2006/wordprocessingDrawing" xmlns:w10="urn:schemas-microsoft-com:office:word" xmlns:w="http://schemas.openxmlformats.org/wordprocessingml/2006/main" xmlns:w14="http://schemas.microsoft.com/office/word/2010/wordml" xmlns:w15="http://schemas.microsoft.com/office/word/2012/wordml" xmlns:w16cex="http://schemas.microsoft.com/office/word/2018/wordml/cex" xmlns:w16cid="http://schemas.microsoft.com/office/word/2016/wordml/cid" xmlns:w16="http://schemas.microsoft.com/office/word/2018/wordml" xmlns:w16sdtdh="http://schemas.microsoft.com/office/word/2020/wordml/sdtdatahash" xmlns:w16se="http://schemas.microsoft.com/office/word/2015/wordml/symex" xmlns:wpg="http://schemas.microsoft.com/office/word/2010/wordprocessingGroup" xmlns:wpi="http://schemas.microsoft.com/office/word/2010/wordprocessingInk" xmlns:wne="http://schemas.microsoft.com/office/word/2006/wordml" xmlns:wps="http://schemas.microsoft.com/office/word/2010/wordprocessingShape" mc:Ignorable="w14 w15 w16se w16cid w16 w16cex w16sdtdh wp14">
+  <w16cid:commentId w16cid:paraId="2D6C47CE" w16cid:durableId="284D5D67"/>
+</w16cid:commentsIds>
+</file>
+
 <file path=word/endnotes.xml><?xml version="1.0" encoding="utf-8"?>
-<w:endnotes xmlns:wpc="http://schemas.microsoft.com/office/word/2010/wordprocessingCanvas" xmlns:cx="http://schemas.microsoft.com/office/drawing/2014/chartex" xmlns:cx1="http://schemas.microsoft.com/office/drawing/2015/9/8/chartex" xmlns:cx2="http://schemas.microsoft.com/office/drawing/2015/10/21/chartex" xmlns:cx3="http://schemas.microsoft.com/office/drawing/2016/5/9/chartex" xmlns:cx4="http://schemas.microsoft.com/office/drawing/2016/5/10/chartex" xmlns:cx5="http://schemas.microsoft.com/office/drawing/2016/5/11/chartex" xmlns:cx6="http://schemas.microsoft.com/office/drawing/2016/5/12/chartex" xmlns:cx7="http://schemas.microsoft.com/office/drawing/2016/5/13/chartex" xmlns:cx8="http://schemas.microsoft.com/office/drawing/2016/5/14/chartex" xmlns:mc="http://schemas.openxmlformats.org/markup-compatibility/2006" xmlns:aink="http://schemas.microsoft.com/office/drawing/2016/ink" xmlns:am3d="http://schemas.microsoft.com/office/drawing/2017/model3d" xmlns:o="urn:schemas-microsoft-com:office:office" xmlns:r="http://schemas.openxmlformats.org/officeDocument/2006/relationships" xmlns:m="http://schemas.openxmlformats.org/officeDocument/2006/math" xmlns:v="urn:schemas-microsoft-com:vml" xmlns:wp14="http://schemas.microsoft.com/office/word/2010/wordprocessingDrawing" xmlns:wp="http://schemas.openxmlformats.org/drawingml/2006/wordprocessingDrawing" xmlns:w10="urn:schemas-microsoft-com:office:word" xmlns:w="http://schemas.openxmlformats.org/wordprocessingml/2006/main" xmlns:w14="http://schemas.microsoft.com/office/word/2010/wordml" xmlns:w15="http://schemas.microsoft.com/office/word/2012/wordml" xmlns:w16cex="http://schemas.microsoft.com/office/word/2018/wordml/cex" xmlns:w16cid="http://schemas.microsoft.com/office/word/2016/wordml/cid" xmlns:w16="http://schemas.microsoft.com/office/word/2018/wordml" xmlns:w16sdtdh="http://schemas.microsoft.com/office/word/2020/wordml/sdtdatahash" xmlns:w16se="http://schemas.microsoft.com/office/word/2015/wordml/symex" xmlns:wpg="http://schemas.microsoft.com/office/word/2010/wordprocessingGroup" xmlns:wpi="http://schemas.microsoft.com/office/word/2010/wordprocessingInk" xmlns:wne="http://schemas.microsoft.com/office/word/2006/wordml" xmlns:wps="http://schemas.microsoft.com/office/word/2010/wordprocessingShape" mc:Ignorable="w14 w15 w16se w16cid w16 w16cex w16sdtdh wp14">
+<w:endnotes xmlns:wpc="http://schemas.microsoft.com/office/word/2010/wordprocessingCanvas" xmlns:cx="http://schemas.microsoft.com/office/drawing/2014/chartex" xmlns:cx1="http://schemas.microsoft.com/office/drawing/2015/9/8/chartex" xmlns:cx2="http://schemas.microsoft.com/office/drawing/2015/10/21/chartex" xmlns:cx3="http://schemas.microsoft.com/office/drawing/2016/5/9/chartex" xmlns:cx4="http://schemas.microsoft.com/office/drawing/2016/5/10/chartex" xmlns:cx5="http://schemas.microsoft.com/office/drawing/2016/5/11/chartex" xmlns:cx6="http://schemas.microsoft.com/office/drawing/2016/5/12/chartex" xmlns:cx7="http://schemas.microsoft.com/office/drawing/2016/5/13/chartex" xmlns:cx8="http://schemas.microsoft.com/office/drawing/2016/5/14/chartex" xmlns:mc="http://schemas.openxmlformats.org/markup-compatibility/2006" xmlns:aink="http://schemas.microsoft.com/office/drawing/2016/ink" xmlns:am3d="http://schemas.microsoft.com/office/drawing/2017/model3d" xmlns:o="urn:schemas-microsoft-com:office:office" xmlns:oel="http://schemas.microsoft.com/office/2019/extlst" xmlns:r="http://schemas.openxmlformats.org/officeDocument/2006/relationships" xmlns:m="http://schemas.openxmlformats.org/officeDocument/2006/math" xmlns:v="urn:schemas-microsoft-com:vml" xmlns:wp14="http://schemas.microsoft.com/office/word/2010/wordprocessingDrawing" xmlns:wp="http://schemas.openxmlformats.org/drawingml/2006/wordprocessingDrawing" xmlns:w10="urn:schemas-microsoft-com:office:word" xmlns:w="http://schemas.openxmlformats.org/wordprocessingml/2006/main" xmlns:w14="http://schemas.microsoft.com/office/word/2010/wordml" xmlns:w15="http://schemas.microsoft.com/office/word/2012/wordml" xmlns:w16cex="http://schemas.microsoft.com/office/word/2018/wordml/cex" xmlns:w16cid="http://schemas.microsoft.com/office/word/2016/wordml/cid" xmlns:w16="http://schemas.microsoft.com/office/word/2018/wordml" xmlns:w16sdtdh="http://schemas.microsoft.com/office/word/2020/wordml/sdtdatahash" xmlns:w16se="http://schemas.microsoft.com/office/word/2015/wordml/symex" xmlns:wpg="http://schemas.microsoft.com/office/word/2010/wordprocessingGroup" xmlns:wpi="http://schemas.microsoft.com/office/word/2010/wordprocessingInk" xmlns:wne="http://schemas.microsoft.com/office/word/2006/wordml" xmlns:wps="http://schemas.microsoft.com/office/word/2010/wordprocessingShape" mc:Ignorable="w14 w15 w16se w16cid w16 w16cex w16sdtdh wp14">
   <w:endnote w:type="separator" w:id="-1">
     <w:p>
       <w:r>
@@ -1698,7 +1825,7 @@
 </file>
 
 <file path=word/footer1.xml><?xml version="1.0" encoding="utf-8"?>
-<w:ftr xmlns:wpc="http://schemas.microsoft.com/office/word/2010/wordprocessingCanvas" xmlns:cx="http://schemas.microsoft.com/office/drawing/2014/chartex" xmlns:cx1="http://schemas.microsoft.com/office/drawing/2015/9/8/chartex" xmlns:cx2="http://schemas.microsoft.com/office/drawing/2015/10/21/chartex" xmlns:cx3="http://schemas.microsoft.com/office/drawing/2016/5/9/chartex" xmlns:cx4="http://schemas.microsoft.com/office/drawing/2016/5/10/chartex" xmlns:cx5="http://schemas.microsoft.com/office/drawing/2016/5/11/chartex" xmlns:cx6="http://schemas.microsoft.com/office/drawing/2016/5/12/chartex" xmlns:cx7="http://schemas.microsoft.com/office/drawing/2016/5/13/chartex" xmlns:cx8="http://schemas.microsoft.com/office/drawing/2016/5/14/chartex" xmlns:mc="http://schemas.openxmlformats.org/markup-compatibility/2006" xmlns:aink="http://schemas.microsoft.com/office/drawing/2016/ink" xmlns:am3d="http://schemas.microsoft.com/office/drawing/2017/model3d" xmlns:o="urn:schemas-microsoft-com:office:office" xmlns:r="http://schemas.openxmlformats.org/officeDocument/2006/relationships" xmlns:m="http://schemas.openxmlformats.org/officeDocument/2006/math" xmlns:v="urn:schemas-microsoft-com:vml" xmlns:wp14="http://schemas.microsoft.com/office/word/2010/wordprocessingDrawing" xmlns:wp="http://schemas.openxmlformats.org/drawingml/2006/wordprocessingDrawing" xmlns:w10="urn:schemas-microsoft-com:office:word" xmlns:w="http://schemas.openxmlformats.org/wordprocessingml/2006/main" xmlns:w14="http://schemas.microsoft.com/office/word/2010/wordml" xmlns:w15="http://schemas.microsoft.com/office/word/2012/wordml" xmlns:w16cex="http://schemas.microsoft.com/office/word/2018/wordml/cex" xmlns:w16cid="http://schemas.microsoft.com/office/word/2016/wordml/cid" xmlns:w16="http://schemas.microsoft.com/office/word/2018/wordml" xmlns:w16sdtdh="http://schemas.microsoft.com/office/word/2020/wordml/sdtdatahash" xmlns:w16se="http://schemas.microsoft.com/office/word/2015/wordml/symex" xmlns:wpg="http://schemas.microsoft.com/office/word/2010/wordprocessingGroup" xmlns:wpi="http://schemas.microsoft.com/office/word/2010/wordprocessingInk" xmlns:wne="http://schemas.microsoft.com/office/word/2006/wordml" xmlns:wps="http://schemas.microsoft.com/office/word/2010/wordprocessingShape" mc:Ignorable="w14 w15 w16se w16cid w16 w16cex w16sdtdh wp14">
+<w:ftr xmlns:wpc="http://schemas.microsoft.com/office/word/2010/wordprocessingCanvas" xmlns:cx="http://schemas.microsoft.com/office/drawing/2014/chartex" xmlns:cx1="http://schemas.microsoft.com/office/drawing/2015/9/8/chartex" xmlns:cx2="http://schemas.microsoft.com/office/drawing/2015/10/21/chartex" xmlns:cx3="http://schemas.microsoft.com/office/drawing/2016/5/9/chartex" xmlns:cx4="http://schemas.microsoft.com/office/drawing/2016/5/10/chartex" xmlns:cx5="http://schemas.microsoft.com/office/drawing/2016/5/11/chartex" xmlns:cx6="http://schemas.microsoft.com/office/drawing/2016/5/12/chartex" xmlns:cx7="http://schemas.microsoft.com/office/drawing/2016/5/13/chartex" xmlns:cx8="http://schemas.microsoft.com/office/drawing/2016/5/14/chartex" xmlns:mc="http://schemas.openxmlformats.org/markup-compatibility/2006" xmlns:aink="http://schemas.microsoft.com/office/drawing/2016/ink" xmlns:am3d="http://schemas.microsoft.com/office/drawing/2017/model3d" xmlns:o="urn:schemas-microsoft-com:office:office" xmlns:oel="http://schemas.microsoft.com/office/2019/extlst" xmlns:r="http://schemas.openxmlformats.org/officeDocument/2006/relationships" xmlns:m="http://schemas.openxmlformats.org/officeDocument/2006/math" xmlns:v="urn:schemas-microsoft-com:vml" xmlns:wp14="http://schemas.microsoft.com/office/word/2010/wordprocessingDrawing" xmlns:wp="http://schemas.openxmlformats.org/drawingml/2006/wordprocessingDrawing" xmlns:w10="urn:schemas-microsoft-com:office:word" xmlns:w="http://schemas.openxmlformats.org/wordprocessingml/2006/main" xmlns:w14="http://schemas.microsoft.com/office/word/2010/wordml" xmlns:w15="http://schemas.microsoft.com/office/word/2012/wordml" xmlns:w16cex="http://schemas.microsoft.com/office/word/2018/wordml/cex" xmlns:w16cid="http://schemas.microsoft.com/office/word/2016/wordml/cid" xmlns:w16="http://schemas.microsoft.com/office/word/2018/wordml" xmlns:w16sdtdh="http://schemas.microsoft.com/office/word/2020/wordml/sdtdatahash" xmlns:w16se="http://schemas.microsoft.com/office/word/2015/wordml/symex" xmlns:wpg="http://schemas.microsoft.com/office/word/2010/wordprocessingGroup" xmlns:wpi="http://schemas.microsoft.com/office/word/2010/wordprocessingInk" xmlns:wne="http://schemas.microsoft.com/office/word/2006/wordml" xmlns:wps="http://schemas.microsoft.com/office/word/2010/wordprocessingShape" mc:Ignorable="w14 w15 w16se w16cid w16 w16cex w16sdtdh wp14">
   <w:p>
     <w:pPr>
       <w:tabs>
@@ -1831,7 +1958,7 @@
         <w:sz w:val="18"/>
         <w:lang w:val="de-DE"/>
       </w:rPr>
-      <w:t>04.02.22</w:t>
+      <w:t>03.07.2023</w:t>
     </w:r>
     <w:r>
       <w:rPr>
@@ -1861,7 +1988,7 @@
 </file>
 
 <file path=word/footnotes.xml><?xml version="1.0" encoding="utf-8"?>
-<w:footnotes xmlns:wpc="http://schemas.microsoft.com/office/word/2010/wordprocessingCanvas" xmlns:cx="http://schemas.microsoft.com/office/drawing/2014/chartex" xmlns:cx1="http://schemas.microsoft.com/office/drawing/2015/9/8/chartex" xmlns:cx2="http://schemas.microsoft.com/office/drawing/2015/10/21/chartex" xmlns:cx3="http://schemas.microsoft.com/office/drawing/2016/5/9/chartex" xmlns:cx4="http://schemas.microsoft.com/office/drawing/2016/5/10/chartex" xmlns:cx5="http://schemas.microsoft.com/office/drawing/2016/5/11/chartex" xmlns:cx6="http://schemas.microsoft.com/office/drawing/2016/5/12/chartex" xmlns:cx7="http://schemas.microsoft.com/office/drawing/2016/5/13/chartex" xmlns:cx8="http://schemas.microsoft.com/office/drawing/2016/5/14/chartex" xmlns:mc="http://schemas.openxmlformats.org/markup-compatibility/2006" xmlns:aink="http://schemas.microsoft.com/office/drawing/2016/ink" xmlns:am3d="http://schemas.microsoft.com/office/drawing/2017/model3d" xmlns:o="urn:schemas-microsoft-com:office:office" xmlns:r="http://schemas.openxmlformats.org/officeDocument/2006/relationships" xmlns:m="http://schemas.openxmlformats.org/officeDocument/2006/math" xmlns:v="urn:schemas-microsoft-com:vml" xmlns:wp14="http://schemas.microsoft.com/office/word/2010/wordprocessingDrawing" xmlns:wp="http://schemas.openxmlformats.org/drawingml/2006/wordprocessingDrawing" xmlns:w10="urn:schemas-microsoft-com:office:word" xmlns:w="http://schemas.openxmlformats.org/wordprocessingml/2006/main" xmlns:w14="http://schemas.microsoft.com/office/word/2010/wordml" xmlns:w15="http://schemas.microsoft.com/office/word/2012/wordml" xmlns:w16cex="http://schemas.microsoft.com/office/word/2018/wordml/cex" xmlns:w16cid="http://schemas.microsoft.com/office/word/2016/wordml/cid" xmlns:w16="http://schemas.microsoft.com/office/word/2018/wordml" xmlns:w16sdtdh="http://schemas.microsoft.com/office/word/2020/wordml/sdtdatahash" xmlns:w16se="http://schemas.microsoft.com/office/word/2015/wordml/symex" xmlns:wpg="http://schemas.microsoft.com/office/word/2010/wordprocessingGroup" xmlns:wpi="http://schemas.microsoft.com/office/word/2010/wordprocessingInk" xmlns:wne="http://schemas.microsoft.com/office/word/2006/wordml" xmlns:wps="http://schemas.microsoft.com/office/word/2010/wordprocessingShape" mc:Ignorable="w14 w15 w16se w16cid w16 w16cex w16sdtdh wp14">
+<w:footnotes xmlns:wpc="http://schemas.microsoft.com/office/word/2010/wordprocessingCanvas" xmlns:cx="http://schemas.microsoft.com/office/drawing/2014/chartex" xmlns:cx1="http://schemas.microsoft.com/office/drawing/2015/9/8/chartex" xmlns:cx2="http://schemas.microsoft.com/office/drawing/2015/10/21/chartex" xmlns:cx3="http://schemas.microsoft.com/office/drawing/2016/5/9/chartex" xmlns:cx4="http://schemas.microsoft.com/office/drawing/2016/5/10/chartex" xmlns:cx5="http://schemas.microsoft.com/office/drawing/2016/5/11/chartex" xmlns:cx6="http://schemas.microsoft.com/office/drawing/2016/5/12/chartex" xmlns:cx7="http://schemas.microsoft.com/office/drawing/2016/5/13/chartex" xmlns:cx8="http://schemas.microsoft.com/office/drawing/2016/5/14/chartex" xmlns:mc="http://schemas.openxmlformats.org/markup-compatibility/2006" xmlns:aink="http://schemas.microsoft.com/office/drawing/2016/ink" xmlns:am3d="http://schemas.microsoft.com/office/drawing/2017/model3d" xmlns:o="urn:schemas-microsoft-com:office:office" xmlns:oel="http://schemas.microsoft.com/office/2019/extlst" xmlns:r="http://schemas.openxmlformats.org/officeDocument/2006/relationships" xmlns:m="http://schemas.openxmlformats.org/officeDocument/2006/math" xmlns:v="urn:schemas-microsoft-com:vml" xmlns:wp14="http://schemas.microsoft.com/office/word/2010/wordprocessingDrawing" xmlns:wp="http://schemas.openxmlformats.org/drawingml/2006/wordprocessingDrawing" xmlns:w10="urn:schemas-microsoft-com:office:word" xmlns:w="http://schemas.openxmlformats.org/wordprocessingml/2006/main" xmlns:w14="http://schemas.microsoft.com/office/word/2010/wordml" xmlns:w15="http://schemas.microsoft.com/office/word/2012/wordml" xmlns:w16cex="http://schemas.microsoft.com/office/word/2018/wordml/cex" xmlns:w16cid="http://schemas.microsoft.com/office/word/2016/wordml/cid" xmlns:w16="http://schemas.microsoft.com/office/word/2018/wordml" xmlns:w16sdtdh="http://schemas.microsoft.com/office/word/2020/wordml/sdtdatahash" xmlns:w16se="http://schemas.microsoft.com/office/word/2015/wordml/symex" xmlns:wpg="http://schemas.microsoft.com/office/word/2010/wordprocessingGroup" xmlns:wpi="http://schemas.microsoft.com/office/word/2010/wordprocessingInk" xmlns:wne="http://schemas.microsoft.com/office/word/2006/wordml" xmlns:wps="http://schemas.microsoft.com/office/word/2010/wordprocessingShape" mc:Ignorable="w14 w15 w16se w16cid w16 w16cex w16sdtdh wp14">
   <w:footnote w:type="separator" w:id="-1">
     <w:p>
       <w:r>
@@ -1880,7 +2007,7 @@
 </file>
 
 <file path=word/header1.xml><?xml version="1.0" encoding="utf-8"?>
-<w:hdr xmlns:wpc="http://schemas.microsoft.com/office/word/2010/wordprocessingCanvas" xmlns:cx="http://schemas.microsoft.com/office/drawing/2014/chartex" xmlns:cx1="http://schemas.microsoft.com/office/drawing/2015/9/8/chartex" xmlns:cx2="http://schemas.microsoft.com/office/drawing/2015/10/21/chartex" xmlns:cx3="http://schemas.microsoft.com/office/drawing/2016/5/9/chartex" xmlns:cx4="http://schemas.microsoft.com/office/drawing/2016/5/10/chartex" xmlns:cx5="http://schemas.microsoft.com/office/drawing/2016/5/11/chartex" xmlns:cx6="http://schemas.microsoft.com/office/drawing/2016/5/12/chartex" xmlns:cx7="http://schemas.microsoft.com/office/drawing/2016/5/13/chartex" xmlns:cx8="http://schemas.microsoft.com/office/drawing/2016/5/14/chartex" xmlns:mc="http://schemas.openxmlformats.org/markup-compatibility/2006" xmlns:aink="http://schemas.microsoft.com/office/drawing/2016/ink" xmlns:am3d="http://schemas.microsoft.com/office/drawing/2017/model3d" xmlns:o="urn:schemas-microsoft-com:office:office" xmlns:r="http://schemas.openxmlformats.org/officeDocument/2006/relationships" xmlns:m="http://schemas.openxmlformats.org/officeDocument/2006/math" xmlns:v="urn:schemas-microsoft-com:vml" xmlns:wp14="http://schemas.microsoft.com/office/word/2010/wordprocessingDrawing" xmlns:wp="http://schemas.openxmlformats.org/drawingml/2006/wordprocessingDrawing" xmlns:w10="urn:schemas-microsoft-com:office:word" xmlns:w="http://schemas.openxmlformats.org/wordprocessingml/2006/main" xmlns:w14="http://schemas.microsoft.com/office/word/2010/wordml" xmlns:w15="http://schemas.microsoft.com/office/word/2012/wordml" xmlns:w16cex="http://schemas.microsoft.com/office/word/2018/wordml/cex" xmlns:w16cid="http://schemas.microsoft.com/office/word/2016/wordml/cid" xmlns:w16="http://schemas.microsoft.com/office/word/2018/wordml" xmlns:w16sdtdh="http://schemas.microsoft.com/office/word/2020/wordml/sdtdatahash" xmlns:w16se="http://schemas.microsoft.com/office/word/2015/wordml/symex" xmlns:wpg="http://schemas.microsoft.com/office/word/2010/wordprocessingGroup" xmlns:wpi="http://schemas.microsoft.com/office/word/2010/wordprocessingInk" xmlns:wne="http://schemas.microsoft.com/office/word/2006/wordml" xmlns:wps="http://schemas.microsoft.com/office/word/2010/wordprocessingShape" mc:Ignorable="w14 w15 w16se w16cid w16 w16cex w16sdtdh wp14">
+<w:hdr xmlns:wpc="http://schemas.microsoft.com/office/word/2010/wordprocessingCanvas" xmlns:cx="http://schemas.microsoft.com/office/drawing/2014/chartex" xmlns:cx1="http://schemas.microsoft.com/office/drawing/2015/9/8/chartex" xmlns:cx2="http://schemas.microsoft.com/office/drawing/2015/10/21/chartex" xmlns:cx3="http://schemas.microsoft.com/office/drawing/2016/5/9/chartex" xmlns:cx4="http://schemas.microsoft.com/office/drawing/2016/5/10/chartex" xmlns:cx5="http://schemas.microsoft.com/office/drawing/2016/5/11/chartex" xmlns:cx6="http://schemas.microsoft.com/office/drawing/2016/5/12/chartex" xmlns:cx7="http://schemas.microsoft.com/office/drawing/2016/5/13/chartex" xmlns:cx8="http://schemas.microsoft.com/office/drawing/2016/5/14/chartex" xmlns:mc="http://schemas.openxmlformats.org/markup-compatibility/2006" xmlns:aink="http://schemas.microsoft.com/office/drawing/2016/ink" xmlns:am3d="http://schemas.microsoft.com/office/drawing/2017/model3d" xmlns:o="urn:schemas-microsoft-com:office:office" xmlns:oel="http://schemas.microsoft.com/office/2019/extlst" xmlns:r="http://schemas.openxmlformats.org/officeDocument/2006/relationships" xmlns:m="http://schemas.openxmlformats.org/officeDocument/2006/math" xmlns:v="urn:schemas-microsoft-com:vml" xmlns:wp14="http://schemas.microsoft.com/office/word/2010/wordprocessingDrawing" xmlns:wp="http://schemas.openxmlformats.org/drawingml/2006/wordprocessingDrawing" xmlns:w10="urn:schemas-microsoft-com:office:word" xmlns:w="http://schemas.openxmlformats.org/wordprocessingml/2006/main" xmlns:w14="http://schemas.microsoft.com/office/word/2010/wordml" xmlns:w15="http://schemas.microsoft.com/office/word/2012/wordml" xmlns:w16cex="http://schemas.microsoft.com/office/word/2018/wordml/cex" xmlns:w16cid="http://schemas.microsoft.com/office/word/2016/wordml/cid" xmlns:w16="http://schemas.microsoft.com/office/word/2018/wordml" xmlns:w16sdtdh="http://schemas.microsoft.com/office/word/2020/wordml/sdtdatahash" xmlns:w16se="http://schemas.microsoft.com/office/word/2015/wordml/symex" xmlns:wpg="http://schemas.microsoft.com/office/word/2010/wordprocessingGroup" xmlns:wpi="http://schemas.microsoft.com/office/word/2010/wordprocessingInk" xmlns:wne="http://schemas.microsoft.com/office/word/2006/wordml" xmlns:wps="http://schemas.microsoft.com/office/word/2010/wordprocessingShape" mc:Ignorable="w14 w15 w16se w16cid w16 w16cex w16sdtdh wp14">
   <w:p>
     <w:pPr>
       <w:pStyle w:val="Textkrper"/>
@@ -2058,7 +2185,7 @@
 </file>
 
 <file path=word/numbering.xml><?xml version="1.0" encoding="utf-8"?>
-<w:numbering xmlns:wpc="http://schemas.microsoft.com/office/word/2010/wordprocessingCanvas" xmlns:cx="http://schemas.microsoft.com/office/drawing/2014/chartex" xmlns:cx1="http://schemas.microsoft.com/office/drawing/2015/9/8/chartex" xmlns:cx2="http://schemas.microsoft.com/office/drawing/2015/10/21/chartex" xmlns:cx3="http://schemas.microsoft.com/office/drawing/2016/5/9/chartex" xmlns:cx4="http://schemas.microsoft.com/office/drawing/2016/5/10/chartex" xmlns:cx5="http://schemas.microsoft.com/office/drawing/2016/5/11/chartex" xmlns:cx6="http://schemas.microsoft.com/office/drawing/2016/5/12/chartex" xmlns:cx7="http://schemas.microsoft.com/office/drawing/2016/5/13/chartex" xmlns:cx8="http://schemas.microsoft.com/office/drawing/2016/5/14/chartex" xmlns:mc="http://schemas.openxmlformats.org/markup-compatibility/2006" xmlns:aink="http://schemas.microsoft.com/office/drawing/2016/ink" xmlns:am3d="http://schemas.microsoft.com/office/drawing/2017/model3d" xmlns:o="urn:schemas-microsoft-com:office:office" xmlns:r="http://schemas.openxmlformats.org/officeDocument/2006/relationships" xmlns:m="http://schemas.openxmlformats.org/officeDocument/2006/math" xmlns:v="urn:schemas-microsoft-com:vml" xmlns:wp14="http://schemas.microsoft.com/office/word/2010/wordprocessingDrawing" xmlns:wp="http://schemas.openxmlformats.org/drawingml/2006/wordprocessingDrawing" xmlns:w10="urn:schemas-microsoft-com:office:word" xmlns:w="http://schemas.openxmlformats.org/wordprocessingml/2006/main" xmlns:w14="http://schemas.microsoft.com/office/word/2010/wordml" xmlns:w15="http://schemas.microsoft.com/office/word/2012/wordml" xmlns:w16cex="http://schemas.microsoft.com/office/word/2018/wordml/cex" xmlns:w16cid="http://schemas.microsoft.com/office/word/2016/wordml/cid" xmlns:w16="http://schemas.microsoft.com/office/word/2018/wordml" xmlns:w16sdtdh="http://schemas.microsoft.com/office/word/2020/wordml/sdtdatahash" xmlns:w16se="http://schemas.microsoft.com/office/word/2015/wordml/symex" xmlns:wpg="http://schemas.microsoft.com/office/word/2010/wordprocessingGroup" xmlns:wpi="http://schemas.microsoft.com/office/word/2010/wordprocessingInk" xmlns:wne="http://schemas.microsoft.com/office/word/2006/wordml" xmlns:wps="http://schemas.microsoft.com/office/word/2010/wordprocessingShape" mc:Ignorable="w14 w15 w16se w16cid w16 w16cex w16sdtdh wp14">
+<w:numbering xmlns:wpc="http://schemas.microsoft.com/office/word/2010/wordprocessingCanvas" xmlns:cx="http://schemas.microsoft.com/office/drawing/2014/chartex" xmlns:cx1="http://schemas.microsoft.com/office/drawing/2015/9/8/chartex" xmlns:cx2="http://schemas.microsoft.com/office/drawing/2015/10/21/chartex" xmlns:cx3="http://schemas.microsoft.com/office/drawing/2016/5/9/chartex" xmlns:cx4="http://schemas.microsoft.com/office/drawing/2016/5/10/chartex" xmlns:cx5="http://schemas.microsoft.com/office/drawing/2016/5/11/chartex" xmlns:cx6="http://schemas.microsoft.com/office/drawing/2016/5/12/chartex" xmlns:cx7="http://schemas.microsoft.com/office/drawing/2016/5/13/chartex" xmlns:cx8="http://schemas.microsoft.com/office/drawing/2016/5/14/chartex" xmlns:mc="http://schemas.openxmlformats.org/markup-compatibility/2006" xmlns:aink="http://schemas.microsoft.com/office/drawing/2016/ink" xmlns:am3d="http://schemas.microsoft.com/office/drawing/2017/model3d" xmlns:o="urn:schemas-microsoft-com:office:office" xmlns:oel="http://schemas.microsoft.com/office/2019/extlst" xmlns:r="http://schemas.openxmlformats.org/officeDocument/2006/relationships" xmlns:m="http://schemas.openxmlformats.org/officeDocument/2006/math" xmlns:v="urn:schemas-microsoft-com:vml" xmlns:wp14="http://schemas.microsoft.com/office/word/2010/wordprocessingDrawing" xmlns:wp="http://schemas.openxmlformats.org/drawingml/2006/wordprocessingDrawing" xmlns:w10="urn:schemas-microsoft-com:office:word" xmlns:w="http://schemas.openxmlformats.org/wordprocessingml/2006/main" xmlns:w14="http://schemas.microsoft.com/office/word/2010/wordml" xmlns:w15="http://schemas.microsoft.com/office/word/2012/wordml" xmlns:w16cex="http://schemas.microsoft.com/office/word/2018/wordml/cex" xmlns:w16cid="http://schemas.microsoft.com/office/word/2016/wordml/cid" xmlns:w16="http://schemas.microsoft.com/office/word/2018/wordml" xmlns:w16sdtdh="http://schemas.microsoft.com/office/word/2020/wordml/sdtdatahash" xmlns:w16se="http://schemas.microsoft.com/office/word/2015/wordml/symex" xmlns:wpg="http://schemas.microsoft.com/office/word/2010/wordprocessingGroup" xmlns:wpi="http://schemas.microsoft.com/office/word/2010/wordprocessingInk" xmlns:wne="http://schemas.microsoft.com/office/word/2006/wordml" xmlns:wps="http://schemas.microsoft.com/office/word/2010/wordprocessingShape" mc:Ignorable="w14 w15 w16se w16cid w16 w16cex w16sdtdh wp14">
   <w:abstractNum w:abstractNumId="0" w15:restartNumberingAfterBreak="0">
     <w:nsid w:val="282E2853"/>
     <w:multiLevelType w:val="hybridMultilevel"/>
@@ -2172,10 +2299,18 @@
       </w:rPr>
     </w:lvl>
   </w:abstractNum>
-  <w:num w:numId="1">
+  <w:num w:numId="1" w16cid:durableId="1452090069">
     <w:abstractNumId w:val="0"/>
   </w:num>
 </w:numbering>
+</file>
+
+<file path=word/people.xml><?xml version="1.0" encoding="utf-8"?>
+<w15:people xmlns:wpc="http://schemas.microsoft.com/office/word/2010/wordprocessingCanvas" xmlns:cx="http://schemas.microsoft.com/office/drawing/2014/chartex" xmlns:cx1="http://schemas.microsoft.com/office/drawing/2015/9/8/chartex" xmlns:cx2="http://schemas.microsoft.com/office/drawing/2015/10/21/chartex" xmlns:cx3="http://schemas.microsoft.com/office/drawing/2016/5/9/chartex" xmlns:cx4="http://schemas.microsoft.com/office/drawing/2016/5/10/chartex" xmlns:cx5="http://schemas.microsoft.com/office/drawing/2016/5/11/chartex" xmlns:cx6="http://schemas.microsoft.com/office/drawing/2016/5/12/chartex" xmlns:cx7="http://schemas.microsoft.com/office/drawing/2016/5/13/chartex" xmlns:cx8="http://schemas.microsoft.com/office/drawing/2016/5/14/chartex" xmlns:mc="http://schemas.openxmlformats.org/markup-compatibility/2006" xmlns:aink="http://schemas.microsoft.com/office/drawing/2016/ink" xmlns:am3d="http://schemas.microsoft.com/office/drawing/2017/model3d" xmlns:o="urn:schemas-microsoft-com:office:office" xmlns:oel="http://schemas.microsoft.com/office/2019/extlst" xmlns:r="http://schemas.openxmlformats.org/officeDocument/2006/relationships" xmlns:m="http://schemas.openxmlformats.org/officeDocument/2006/math" xmlns:v="urn:schemas-microsoft-com:vml" xmlns:wp14="http://schemas.microsoft.com/office/word/2010/wordprocessingDrawing" xmlns:wp="http://schemas.openxmlformats.org/drawingml/2006/wordprocessingDrawing" xmlns:w10="urn:schemas-microsoft-com:office:word" xmlns:w="http://schemas.openxmlformats.org/wordprocessingml/2006/main" xmlns:w14="http://schemas.microsoft.com/office/word/2010/wordml" xmlns:w15="http://schemas.microsoft.com/office/word/2012/wordml" xmlns:w16cex="http://schemas.microsoft.com/office/word/2018/wordml/cex" xmlns:w16cid="http://schemas.microsoft.com/office/word/2016/wordml/cid" xmlns:w16="http://schemas.microsoft.com/office/word/2018/wordml" xmlns:w16sdtdh="http://schemas.microsoft.com/office/word/2020/wordml/sdtdatahash" xmlns:w16se="http://schemas.microsoft.com/office/word/2015/wordml/symex" xmlns:wpg="http://schemas.microsoft.com/office/word/2010/wordprocessingGroup" xmlns:wpi="http://schemas.microsoft.com/office/word/2010/wordprocessingInk" xmlns:wne="http://schemas.microsoft.com/office/word/2006/wordml" xmlns:wps="http://schemas.microsoft.com/office/word/2010/wordprocessingShape" mc:Ignorable="w14 w15 w16se w16cid w16 w16cex w16sdtdh wp14">
+  <w15:person w15:author="Müller, Maximilian | Wissensfabrik">
+    <w15:presenceInfo w15:providerId="AD" w15:userId="S::Maximilian.Mueller@wissensfabrik.de::fd810f2c-6434-45ec-b130-b89fd500a626"/>
+  </w15:person>
+</w15:people>
 </file>
 
 <file path=word/styles.xml><?xml version="1.0" encoding="utf-8"?>
@@ -2733,6 +2868,86 @@
       <w:szCs w:val="32"/>
     </w:rPr>
   </w:style>
+  <w:style w:type="paragraph" w:styleId="berarbeitung">
+    <w:name w:val="Revision"/>
+    <w:hidden/>
+    <w:uiPriority w:val="99"/>
+    <w:semiHidden/>
+    <w:rsid w:val="00C86094"/>
+    <w:pPr>
+      <w:widowControl/>
+      <w:autoSpaceDE/>
+      <w:autoSpaceDN/>
+    </w:pPr>
+    <w:rPr>
+      <w:rFonts w:ascii="Arial" w:eastAsia="Arial" w:hAnsi="Arial" w:cs="Arial"/>
+    </w:rPr>
+  </w:style>
+  <w:style w:type="character" w:styleId="Kommentarzeichen">
+    <w:name w:val="annotation reference"/>
+    <w:basedOn w:val="Absatz-Standardschriftart"/>
+    <w:uiPriority w:val="99"/>
+    <w:semiHidden/>
+    <w:unhideWhenUsed/>
+    <w:rsid w:val="006B2AF3"/>
+    <w:rPr>
+      <w:sz w:val="16"/>
+      <w:szCs w:val="16"/>
+    </w:rPr>
+  </w:style>
+  <w:style w:type="paragraph" w:styleId="Kommentartext">
+    <w:name w:val="annotation text"/>
+    <w:basedOn w:val="Standard"/>
+    <w:link w:val="KommentartextZchn"/>
+    <w:uiPriority w:val="99"/>
+    <w:unhideWhenUsed/>
+    <w:rsid w:val="006B2AF3"/>
+    <w:rPr>
+      <w:sz w:val="20"/>
+      <w:szCs w:val="20"/>
+    </w:rPr>
+  </w:style>
+  <w:style w:type="character" w:customStyle="1" w:styleId="KommentartextZchn">
+    <w:name w:val="Kommentartext Zchn"/>
+    <w:basedOn w:val="Absatz-Standardschriftart"/>
+    <w:link w:val="Kommentartext"/>
+    <w:uiPriority w:val="99"/>
+    <w:rsid w:val="006B2AF3"/>
+    <w:rPr>
+      <w:rFonts w:ascii="Arial" w:eastAsia="Arial" w:hAnsi="Arial" w:cs="Arial"/>
+      <w:sz w:val="20"/>
+      <w:szCs w:val="20"/>
+    </w:rPr>
+  </w:style>
+  <w:style w:type="paragraph" w:styleId="Kommentarthema">
+    <w:name w:val="annotation subject"/>
+    <w:basedOn w:val="Kommentartext"/>
+    <w:next w:val="Kommentartext"/>
+    <w:link w:val="KommentarthemaZchn"/>
+    <w:uiPriority w:val="99"/>
+    <w:semiHidden/>
+    <w:unhideWhenUsed/>
+    <w:rsid w:val="006B2AF3"/>
+    <w:rPr>
+      <w:b/>
+      <w:bCs/>
+    </w:rPr>
+  </w:style>
+  <w:style w:type="character" w:customStyle="1" w:styleId="KommentarthemaZchn">
+    <w:name w:val="Kommentarthema Zchn"/>
+    <w:basedOn w:val="KommentartextZchn"/>
+    <w:link w:val="Kommentarthema"/>
+    <w:uiPriority w:val="99"/>
+    <w:semiHidden/>
+    <w:rsid w:val="006B2AF3"/>
+    <w:rPr>
+      <w:rFonts w:ascii="Arial" w:eastAsia="Arial" w:hAnsi="Arial" w:cs="Arial"/>
+      <w:b/>
+      <w:bCs/>
+      <w:sz w:val="20"/>
+      <w:szCs w:val="20"/>
+    </w:rPr>
+  </w:style>
 </w:styles>
 </file>
 
